--- a/tfl/tables/T-EFF-04.docx
+++ b/tfl/tables/T-EFF-04.docx
@@ -1360,7 +1360,7 @@
           <w:szCs w:val="14"/>
           <w:color w:val="C0392B"/>
         </w:rPr>
-        <w:t xml:space="preserve">DRAFT — produced 2026-07-19 — synthetic data, NOT for regulatory submission</w:t>
+        <w:t xml:space="preserve">DRAFT — produced 2026-09-20 — synthetic data, NOT for regulatory submission</w:t>
       </w:r>
     </w:p>
     <w:sectPr>

--- a/tfl/tables/T-EFF-04.docx
+++ b/tfl/tables/T-EFF-04.docx
@@ -288,7 +288,7 @@
                 <w:szCs w:val="18"/>
                 <w:color w:val="FFFFFF"/>
               </w:rPr>
-              <w:t xml:space="preserve">(N=225)</w:t>
+              <w:t xml:space="preserve">(N=300)</w:t>
             </w:r>
           </w:p>
         </w:tc>
@@ -369,7 +369,7 @@
                 <w:szCs w:val="18"/>
                 <w:color w:val="FFFFFF"/>
               </w:rPr>
-              <w:t xml:space="preserve">(N=225)</w:t>
+              <w:t xml:space="preserve">(N=150)</w:t>
             </w:r>
           </w:p>
         </w:tc>
@@ -484,7 +484,7 @@
                 <w:szCs w:val="18"/>
                 <w:color w:val="000000"/>
               </w:rPr>
-              <w:t xml:space="preserve">83.1% (77.5, 87.5)</w:t>
+              <w:t xml:space="preserve">84.5% (79.8, 88.1)</w:t>
             </w:r>
           </w:p>
         </w:tc>
@@ -539,7 +539,7 @@
                 <w:szCs w:val="18"/>
                 <w:color w:val="000000"/>
               </w:rPr>
-              <w:t xml:space="preserve">77.9% (71.9, 82.8)</w:t>
+              <w:t xml:space="preserve">76.3% (68.5, 82.3)</w:t>
             </w:r>
           </w:p>
         </w:tc>
@@ -654,7 +654,7 @@
                 <w:szCs w:val="18"/>
                 <w:color w:val="000000"/>
               </w:rPr>
-              <w:t xml:space="preserve">70.3% (63.7, 76.0)</w:t>
+              <w:t xml:space="preserve">67.4% (61.6, 72.5)</w:t>
             </w:r>
           </w:p>
         </w:tc>
@@ -709,7 +709,7 @@
                 <w:szCs w:val="18"/>
                 <w:color w:val="000000"/>
               </w:rPr>
-              <w:t xml:space="preserve">53.1% (46.2, 59.4)</w:t>
+              <w:t xml:space="preserve">56.3% (47.7, 63.9)</w:t>
             </w:r>
           </w:p>
         </w:tc>
@@ -824,7 +824,7 @@
                 <w:szCs w:val="18"/>
                 <w:color w:val="000000"/>
               </w:rPr>
-              <w:t xml:space="preserve">48.9% (41.9, 55.5)</w:t>
+              <w:t xml:space="preserve">45.7% (39.6, 51.5)</w:t>
             </w:r>
           </w:p>
         </w:tc>
@@ -879,7 +879,7 @@
                 <w:szCs w:val="18"/>
                 <w:color w:val="000000"/>
               </w:rPr>
-              <w:t xml:space="preserve">27.3% (21.5, 33.5)</w:t>
+              <w:t xml:space="preserve">23.6% (16.9, 31.1)</w:t>
             </w:r>
           </w:p>
         </w:tc>
@@ -994,7 +994,7 @@
                 <w:szCs w:val="18"/>
                 <w:color w:val="000000"/>
               </w:rPr>
-              <w:t xml:space="preserve">32.5% (26.0, 39.3)</w:t>
+              <w:t xml:space="preserve">29.0% (23.4, 34.9)</w:t>
             </w:r>
           </w:p>
         </w:tc>
@@ -1049,7 +1049,7 @@
                 <w:szCs w:val="18"/>
                 <w:color w:val="000000"/>
               </w:rPr>
-              <w:t xml:space="preserve">9.3% (5.6, 14.0)</w:t>
+              <w:t xml:space="preserve">14.4% (8.9, 21.1)</w:t>
             </w:r>
           </w:p>
         </w:tc>
@@ -1164,7 +1164,7 @@
                 <w:szCs w:val="18"/>
                 <w:color w:val="000000"/>
               </w:rPr>
-              <w:t xml:space="preserve">14.9% (9.6, 21.3)</w:t>
+              <w:t xml:space="preserve">11.8% (7.6, 17.0)</w:t>
             </w:r>
           </w:p>
         </w:tc>
@@ -1219,7 +1219,7 @@
                 <w:szCs w:val="18"/>
                 <w:color w:val="000000"/>
               </w:rPr>
-              <w:t xml:space="preserve">0.0% (NA, NA)</w:t>
+              <w:t xml:space="preserve">2.1% (0.4, 6.5)</w:t>
             </w:r>
           </w:p>
         </w:tc>
